--- a/public/resume/ciaran_fontein_cv.docx
+++ b/public/resume/ciaran_fontein_cv.docx
@@ -63,7 +63,7 @@
           <w:sz w:val="21"/>
           <w:szCs w:val="21"/>
         </w:rPr>
-        <w:t xml:space="preserve">Mobile/frontend engineer with 5+ years building and shipping a production React Native application as the sole frontend developer. Took the app from scratch through iOS and Android release, owned it end-to-end through ongoing feature development and maintenance, and worked cross-functionally with web, backend, design, and product teams. Native English speaker based in Japan, currently developing Japanese.</w:t>
+        <w:t xml:space="preserve">Mobile/frontend engineer with 6+ years building and shipping a production React Native application as the sole frontend developer. Took the app from scratch through iOS and Android release, owned it end-to-end through ongoing feature development and maintenance, and worked cross-functionally with web, backend, design, and product teams. Native English speaker based in Japan, currently developing Japanese.</w:t>
       </w:r>
     </w:p>
     <w:p>
@@ -98,7 +98,7 @@
           <w:sz w:val="21"/>
           <w:szCs w:val="21"/>
         </w:rPr>
-        <w:t xml:space="preserve">React Native, TypeScript, JavaScript  •  AWS  •  Git / Bitbucket / Jira  •  Figma (design handoff)  •  Push notifications  •  Cross-functional collaboration (web, backend, design, product)  •  AI-assisted development (Claude Code, Codex)  •  Technical handover / team onboarding</w:t>
+        <w:t xml:space="preserve">React Native, TypeScript, JavaScript  •  Git / Bitbucket / Jira  •  Figma (design handoff)  •  Client-side push notifications  •  Cross-functional collaboration (web, backend, design, product)  •  AI-assisted development (Claude Code, Codex)  •  Technical handover / team onboarding</w:t>
       </w:r>
     </w:p>
     <w:p>
@@ -196,7 +196,7 @@
           <w:sz w:val="21"/>
           <w:szCs w:val="21"/>
         </w:rPr>
-        <w:t xml:space="preserve">Owned the app independently for 5+ years: feature development, bug fixes, performance improvements, and release management</w:t>
+        <w:t xml:space="preserve">Owned the app independently for 6+ years: feature development, bug fixes, performance improvements, and release management</w:t>
       </w:r>
     </w:p>
     <w:p>
@@ -214,7 +214,7 @@
           <w:sz w:val="21"/>
           <w:szCs w:val="21"/>
         </w:rPr>
-        <w:t xml:space="preserve">Implemented and maintained push notification infrastructure</w:t>
+        <w:t xml:space="preserve">Implemented the app's client-side push notification handling</w:t>
       </w:r>
     </w:p>
     <w:p>
@@ -232,7 +232,7 @@
           <w:sz w:val="21"/>
           <w:szCs w:val="21"/>
         </w:rPr>
-        <w:t xml:space="preserve">Integrated with AWS-based backend services</w:t>
+        <w:t xml:space="preserve">Integrated the app with the backend REST APIs</w:t>
       </w:r>
     </w:p>
     <w:p>
@@ -369,7 +369,7 @@
           <w:sz w:val="21"/>
           <w:szCs w:val="21"/>
         </w:rPr>
-        <w:t xml:space="preserve">British Columbia Institute of Technology (BCIT), Canada</w:t>
+        <w:t xml:space="preserve">RED Academy, Canada</w:t>
       </w:r>
     </w:p>
     <w:p>

--- a/public/resume/ciaran_fontein_cv.docx
+++ b/public/resume/ciaran_fontein_cv.docx
@@ -339,12 +339,12 @@
           <w:sz w:val="21"/>
           <w:szCs w:val="21"/>
         </w:rPr>
-        <w:t xml:space="preserve">Coding Bootcamp — Web Development, React &amp; React Native</w:t>
-      </w:r>
-    </w:p>
-    <w:p>
-      <w:pPr>
-        <w:spacing w:after="140"/>
+        <w:t xml:space="preserve">Associate's Degree, Computer Information Technology</w:t>
+      </w:r>
+    </w:p>
+    <w:p>
+      <w:pPr>
+        <w:spacing w:after="20"/>
       </w:pPr>
       <w:r>
         <w:rPr>
@@ -354,7 +354,7 @@
           <w:sz w:val="21"/>
           <w:szCs w:val="21"/>
         </w:rPr>
-        <w:t xml:space="preserve">Jun 2019 – Dec 2019</w:t>
+        <w:t xml:space="preserve">2011 – 2015</w:t>
       </w:r>
     </w:p>
     <w:p>
@@ -369,12 +369,12 @@
           <w:sz w:val="21"/>
           <w:szCs w:val="21"/>
         </w:rPr>
-        <w:t xml:space="preserve">RED Academy, Canada</w:t>
-      </w:r>
-    </w:p>
-    <w:p>
-      <w:pPr>
-        <w:spacing w:after="100"/>
+        <w:t xml:space="preserve">British Columbia Institute of Technology (BCIT), Canada</w:t>
+      </w:r>
+    </w:p>
+    <w:p>
+      <w:pPr>
+        <w:spacing w:after="140"/>
       </w:pPr>
       <w:r>
         <w:rPr>
@@ -384,7 +384,67 @@
           <w:sz w:val="21"/>
           <w:szCs w:val="21"/>
         </w:rPr>
-        <w:t xml:space="preserve">Associate's Degree, Computer Information Technology (2011–2013), followed by a Game Development specialization (2013–2015). Completed all coursework for a bachelor's-equivalent program; final practicum project was not submitted, so the degree was not formally conferred.</w:t>
+        <w:t xml:space="preserve">Four years of computer science coursework: the associate's degree (2011–2013) followed by a Game Development specialization (2013–2015). Completed all coursework for a bachelor's-equivalent program; the final practicum project was not submitted, so that degree was not formally conferred.</w:t>
+      </w:r>
+    </w:p>
+    <w:p>
+      <w:pPr>
+        <w:spacing w:after="20"/>
+      </w:pPr>
+      <w:r>
+        <w:rPr>
+          <w:rFonts w:ascii="Arial" w:cs="Arial" w:eastAsia="Arial" w:hAnsi="Arial"/>
+          <w:i w:val="false"/>
+          <w:iCs w:val="false"/>
+          <w:sz w:val="21"/>
+          <w:szCs w:val="21"/>
+        </w:rPr>
+        <w:t xml:space="preserve">Coding Bootcamp — Web Development, React &amp; React Native</w:t>
+      </w:r>
+    </w:p>
+    <w:p>
+      <w:pPr>
+        <w:spacing w:after="20"/>
+      </w:pPr>
+      <w:r>
+        <w:rPr>
+          <w:rFonts w:ascii="Arial" w:cs="Arial" w:eastAsia="Arial" w:hAnsi="Arial"/>
+          <w:i/>
+          <w:iCs/>
+          <w:sz w:val="21"/>
+          <w:szCs w:val="21"/>
+        </w:rPr>
+        <w:t xml:space="preserve">Jun 2019 – Dec 2019</w:t>
+      </w:r>
+    </w:p>
+    <w:p>
+      <w:pPr>
+        <w:spacing w:after="20"/>
+      </w:pPr>
+      <w:r>
+        <w:rPr>
+          <w:rFonts w:ascii="Arial" w:cs="Arial" w:eastAsia="Arial" w:hAnsi="Arial"/>
+          <w:i w:val="false"/>
+          <w:iCs w:val="false"/>
+          <w:sz w:val="21"/>
+          <w:szCs w:val="21"/>
+        </w:rPr>
+        <w:t xml:space="preserve">RED Academy, Canada</w:t>
+      </w:r>
+    </w:p>
+    <w:p>
+      <w:pPr>
+        <w:spacing w:after="100"/>
+      </w:pPr>
+      <w:r>
+        <w:rPr>
+          <w:rFonts w:ascii="Arial" w:cs="Arial" w:eastAsia="Arial" w:hAnsi="Arial"/>
+          <w:i w:val="false"/>
+          <w:iCs w:val="false"/>
+          <w:sz w:val="21"/>
+          <w:szCs w:val="21"/>
+        </w:rPr>
+        <w:t xml:space="preserve">Six-month intensive program where I built the React and React Native skills used throughout my six years at Guusto.</w:t>
       </w:r>
     </w:p>
     <w:p>

--- a/public/resume/ciaran_fontein_cv.docx
+++ b/public/resume/ciaran_fontein_cv.docx
@@ -53,7 +53,7 @@
     </w:p>
     <w:p>
       <w:pPr>
-        <w:spacing w:after="100"/>
+        <w:spacing w:after="80"/>
       </w:pPr>
       <w:r>
         <w:rPr>
@@ -63,7 +63,22 @@
           <w:sz w:val="21"/>
           <w:szCs w:val="21"/>
         </w:rPr>
-        <w:t xml:space="preserve">Mobile/frontend engineer with 6+ years building and shipping a production React Native application as the sole frontend developer. Took the app from scratch through iOS and Android release, owned it end-to-end through ongoing feature development and maintenance, and worked cross-functionally with web, backend, design, and product teams. Native English speaker based in Japan, currently developing Japanese.</w:t>
+        <w:t xml:space="preserve">Frontend engineer with 6+ years of professional software development. Sole creator of a production React Native app (React + TypeScript) for a transaction-based employee rewards platform, now used by 10,000+ users. The app holds user balances, sells gift cards in multiple currencies, and handles fund transfers between users. It runs at 99%+ crash-free sessions with a 4+ star store rating on the iOS App Store and Google Play.</w:t>
+      </w:r>
+    </w:p>
+    <w:p>
+      <w:pPr>
+        <w:spacing w:after="100"/>
+      </w:pPr>
+      <w:r>
+        <w:rPr>
+          <w:rFonts w:ascii="Arial" w:cs="Arial" w:eastAsia="Arial" w:hAnsi="Arial"/>
+          <w:i w:val="false"/>
+          <w:iCs w:val="false"/>
+          <w:sz w:val="21"/>
+          <w:szCs w:val="21"/>
+        </w:rPr>
+        <w:t xml:space="preserve">Four years of computer science coursework at BCIT, plus those 6+ years shipping production software: equivalent practical experience to a bachelor’s degree in Computer Science, though no degree was conferred. Native English speaker, based in Japan, learning Japanese.</w:t>
       </w:r>
     </w:p>
     <w:p>
@@ -98,7 +113,7 @@
           <w:sz w:val="21"/>
           <w:szCs w:val="21"/>
         </w:rPr>
-        <w:t xml:space="preserve">React Native, TypeScript, JavaScript  •  Git / Bitbucket / Jira  •  Figma (design handoff)  •  Client-side push notifications  •  Cross-functional collaboration (web, backend, design, product)  •  AI-assisted development (Claude Code, Codex)  •  Technical handover / team onboarding</w:t>
+        <w:t xml:space="preserve">React Native (React), TypeScript, JavaScript (ES6+)  •  State management with React Context  •  REST API integration  •  Client-side transaction, fund-transfer, and multi-currency UI flows  •  Frontend performance optimization  •  Release management  •  Git / Bitbucket / Jira  •  Figma (design handoff)  •  Client-side push notifications  •  AI-assisted development (Claude Code, Codex)  •  Technical handover / team onboarding</w:t>
       </w:r>
     </w:p>
     <w:p>
@@ -136,7 +151,7 @@
           <w:sz w:val="22"/>
           <w:szCs w:val="22"/>
         </w:rPr>
-        <w:t xml:space="preserve">Frontend Engineer (Contract) — Guusto Gifts Inc.</w:t>
+        <w:t xml:space="preserve">Frontend Engineer (Contract), Guusto Gifts Inc.</w:t>
       </w:r>
       <w:r>
         <w:rPr>
@@ -160,151 +175,187 @@
           <w:sz w:val="21"/>
           <w:szCs w:val="21"/>
         </w:rPr>
-        <w:t xml:space="preserve">Remote, Canada-based company</w:t>
-      </w:r>
-    </w:p>
-    <w:p>
-      <w:pPr>
-        <w:pStyle w:val="ListParagraph"/>
-        <w:numPr>
-          <w:ilvl w:val="0"/>
-          <w:numId w:val="2"/>
-        </w:numPr>
-        <w:spacing w:after="70"/>
-      </w:pPr>
-      <w:r>
-        <w:rPr>
-          <w:rFonts w:ascii="Arial" w:cs="Arial" w:eastAsia="Arial" w:hAnsi="Arial"/>
-          <w:sz w:val="21"/>
-          <w:szCs w:val="21"/>
-        </w:rPr>
-        <w:t xml:space="preserve">Sole frontend developer on the company's React Native mobile app — designed and built it from scratch and shipped it to the iOS App Store and Google Play Store</w:t>
-      </w:r>
-    </w:p>
-    <w:p>
-      <w:pPr>
-        <w:pStyle w:val="ListParagraph"/>
-        <w:numPr>
-          <w:ilvl w:val="0"/>
-          <w:numId w:val="2"/>
-        </w:numPr>
-        <w:spacing w:after="70"/>
-      </w:pPr>
-      <w:r>
-        <w:rPr>
-          <w:rFonts w:ascii="Arial" w:cs="Arial" w:eastAsia="Arial" w:hAnsi="Arial"/>
-          <w:sz w:val="21"/>
-          <w:szCs w:val="21"/>
-        </w:rPr>
-        <w:t xml:space="preserve">Owned the app independently for 6+ years: feature development, bug fixes, performance improvements, and release management</w:t>
-      </w:r>
-    </w:p>
-    <w:p>
-      <w:pPr>
-        <w:pStyle w:val="ListParagraph"/>
-        <w:numPr>
-          <w:ilvl w:val="0"/>
-          <w:numId w:val="2"/>
-        </w:numPr>
-        <w:spacing w:after="70"/>
-      </w:pPr>
-      <w:r>
-        <w:rPr>
-          <w:rFonts w:ascii="Arial" w:cs="Arial" w:eastAsia="Arial" w:hAnsi="Arial"/>
-          <w:sz w:val="21"/>
-          <w:szCs w:val="21"/>
-        </w:rPr>
-        <w:t xml:space="preserve">Implemented the app's client-side push notification handling</w:t>
-      </w:r>
-    </w:p>
-    <w:p>
-      <w:pPr>
-        <w:pStyle w:val="ListParagraph"/>
-        <w:numPr>
-          <w:ilvl w:val="0"/>
-          <w:numId w:val="2"/>
-        </w:numPr>
-        <w:spacing w:after="70"/>
-      </w:pPr>
-      <w:r>
-        <w:rPr>
-          <w:rFonts w:ascii="Arial" w:cs="Arial" w:eastAsia="Arial" w:hAnsi="Arial"/>
-          <w:sz w:val="21"/>
-          <w:szCs w:val="21"/>
-        </w:rPr>
-        <w:t xml:space="preserve">Integrated the app with the backend REST APIs</w:t>
-      </w:r>
-    </w:p>
-    <w:p>
-      <w:pPr>
-        <w:pStyle w:val="ListParagraph"/>
-        <w:numPr>
-          <w:ilvl w:val="0"/>
-          <w:numId w:val="2"/>
-        </w:numPr>
-        <w:spacing w:after="70"/>
-      </w:pPr>
-      <w:r>
-        <w:rPr>
-          <w:rFonts w:ascii="Arial" w:cs="Arial" w:eastAsia="Arial" w:hAnsi="Arial"/>
-          <w:sz w:val="21"/>
-          <w:szCs w:val="21"/>
-        </w:rPr>
-        <w:t xml:space="preserve">Worked closely with web, backend, design, and product teams from requirements through release</w:t>
-      </w:r>
-    </w:p>
-    <w:p>
-      <w:pPr>
-        <w:pStyle w:val="ListParagraph"/>
-        <w:numPr>
-          <w:ilvl w:val="0"/>
-          <w:numId w:val="2"/>
-        </w:numPr>
-        <w:spacing w:after="70"/>
-      </w:pPr>
-      <w:r>
-        <w:rPr>
-          <w:rFonts w:ascii="Arial" w:cs="Arial" w:eastAsia="Arial" w:hAnsi="Arial"/>
-          <w:sz w:val="21"/>
-          <w:szCs w:val="21"/>
-        </w:rPr>
-        <w:t xml:space="preserve">Implemented UI from Figma designs; used Bitbucket and Jira for version control and sprint workflow</w:t>
-      </w:r>
-    </w:p>
-    <w:p>
-      <w:pPr>
-        <w:pStyle w:val="ListParagraph"/>
-        <w:numPr>
-          <w:ilvl w:val="0"/>
-          <w:numId w:val="2"/>
-        </w:numPr>
-        <w:spacing w:after="70"/>
-      </w:pPr>
-      <w:r>
-        <w:rPr>
-          <w:rFonts w:ascii="Arial" w:cs="Arial" w:eastAsia="Arial" w:hAnsi="Arial"/>
-          <w:sz w:val="21"/>
-          <w:szCs w:val="21"/>
-        </w:rPr>
-        <w:t xml:space="preserve">Used Claude Code and Codex to speed up development and code review</w:t>
-      </w:r>
-    </w:p>
-    <w:p>
-      <w:pPr>
-        <w:pStyle w:val="ListParagraph"/>
-        <w:numPr>
-          <w:ilvl w:val="0"/>
-          <w:numId w:val="2"/>
-        </w:numPr>
-        <w:spacing w:after="70"/>
-      </w:pPr>
-      <w:r>
-        <w:rPr>
-          <w:rFonts w:ascii="Arial" w:cs="Arial" w:eastAsia="Arial" w:hAnsi="Arial"/>
-          <w:sz w:val="21"/>
-          <w:szCs w:val="21"/>
-        </w:rPr>
-        <w:t xml:space="preserve">Handled full technical knowledge transfer and training for an incoming Brazil-based replacement team during the final 3 months of the contract, as the company shifted engineering to better align with Canada HQ working hours</w:t>
+        <w:t xml:space="preserve">Remote, Canada-based company. Employee rewards platform: a transaction-based product where users hold balances and transfer funds.</w:t>
+      </w:r>
+    </w:p>
+    <w:p>
+      <w:pPr>
+        <w:pStyle w:val="ListParagraph"/>
+        <w:numPr>
+          <w:ilvl w:val="0"/>
+          <w:numId w:val="2"/>
+        </w:numPr>
+        <w:spacing w:after="70"/>
+      </w:pPr>
+      <w:r>
+        <w:rPr>
+          <w:rFonts w:ascii="Arial" w:cs="Arial" w:eastAsia="Arial" w:hAnsi="Arial"/>
+          <w:sz w:val="21"/>
+          <w:szCs w:val="21"/>
+        </w:rPr>
+        <w:t xml:space="preserve">Sole creator of the company’s production React Native app, built in React and TypeScript. Shipped to the iOS App Store and Google Play; now used by 10,000+ users.</w:t>
+      </w:r>
+    </w:p>
+    <w:p>
+      <w:pPr>
+        <w:pStyle w:val="ListParagraph"/>
+        <w:numPr>
+          <w:ilvl w:val="0"/>
+          <w:numId w:val="2"/>
+        </w:numPr>
+        <w:spacing w:after="70"/>
+      </w:pPr>
+      <w:r>
+        <w:rPr>
+          <w:rFonts w:ascii="Arial" w:cs="Arial" w:eastAsia="Arial" w:hAnsi="Arial"/>
+          <w:sz w:val="21"/>
+          <w:szCs w:val="21"/>
+        </w:rPr>
+        <w:t xml:space="preserve">Built every client-side transaction flow: user balances, gift-card purchase and spending, currency changes, and fund transfers between users. Kept balance state correct across all of them.</w:t>
+      </w:r>
+    </w:p>
+    <w:p>
+      <w:pPr>
+        <w:pStyle w:val="ListParagraph"/>
+        <w:numPr>
+          <w:ilvl w:val="0"/>
+          <w:numId w:val="2"/>
+        </w:numPr>
+        <w:spacing w:after="70"/>
+      </w:pPr>
+      <w:r>
+        <w:rPr>
+          <w:rFonts w:ascii="Arial" w:cs="Arial" w:eastAsia="Arial" w:hAnsi="Arial"/>
+          <w:sz w:val="21"/>
+          <w:szCs w:val="21"/>
+        </w:rPr>
+        <w:t xml:space="preserve">Client accounts spend hundreds of thousands of dollars per year through the platform (web + mobile combined); the app is a primary consumer channel.</w:t>
+      </w:r>
+    </w:p>
+    <w:p>
+      <w:pPr>
+        <w:pStyle w:val="ListParagraph"/>
+        <w:numPr>
+          <w:ilvl w:val="0"/>
+          <w:numId w:val="2"/>
+        </w:numPr>
+        <w:spacing w:after="70"/>
+      </w:pPr>
+      <w:r>
+        <w:rPr>
+          <w:rFonts w:ascii="Arial" w:cs="Arial" w:eastAsia="Arial" w:hAnsi="Arial"/>
+          <w:sz w:val="21"/>
+          <w:szCs w:val="21"/>
+        </w:rPr>
+        <w:t xml:space="preserve">Owned the client side of the product’s high availability and performance requirements for 6+ years. Kept it at 99%+ crash-free sessions and a 4+ star store rating through bug fixes, performance work, and release management.</w:t>
+      </w:r>
+    </w:p>
+    <w:p>
+      <w:pPr>
+        <w:pStyle w:val="ListParagraph"/>
+        <w:numPr>
+          <w:ilvl w:val="0"/>
+          <w:numId w:val="2"/>
+        </w:numPr>
+        <w:spacing w:after="70"/>
+      </w:pPr>
+      <w:r>
+        <w:rPr>
+          <w:rFonts w:ascii="Arial" w:cs="Arial" w:eastAsia="Arial" w:hAnsi="Arial"/>
+          <w:sz w:val="21"/>
+          <w:szCs w:val="21"/>
+        </w:rPr>
+        <w:t xml:space="preserve">Integrated the app with the backend REST APIs for transfers, balances, and purchases.</w:t>
+      </w:r>
+    </w:p>
+    <w:p>
+      <w:pPr>
+        <w:pStyle w:val="ListParagraph"/>
+        <w:numPr>
+          <w:ilvl w:val="0"/>
+          <w:numId w:val="2"/>
+        </w:numPr>
+        <w:spacing w:after="70"/>
+      </w:pPr>
+      <w:r>
+        <w:rPr>
+          <w:rFonts w:ascii="Arial" w:cs="Arial" w:eastAsia="Arial" w:hAnsi="Arial"/>
+          <w:sz w:val="21"/>
+          <w:szCs w:val="21"/>
+        </w:rPr>
+        <w:t xml:space="preserve">Worked with the web, backend, design, and product teams on features that spanned web and mobile.</w:t>
+      </w:r>
+    </w:p>
+    <w:p>
+      <w:pPr>
+        <w:pStyle w:val="ListParagraph"/>
+        <w:numPr>
+          <w:ilvl w:val="0"/>
+          <w:numId w:val="2"/>
+        </w:numPr>
+        <w:spacing w:after="70"/>
+      </w:pPr>
+      <w:r>
+        <w:rPr>
+          <w:rFonts w:ascii="Arial" w:cs="Arial" w:eastAsia="Arial" w:hAnsi="Arial"/>
+          <w:sz w:val="21"/>
+          <w:szCs w:val="21"/>
+        </w:rPr>
+        <w:t xml:space="preserve">Built the app’s reusable UI components from Figma handoffs; implemented client-side push notifications.</w:t>
+      </w:r>
+    </w:p>
+    <w:p>
+      <w:pPr>
+        <w:pStyle w:val="ListParagraph"/>
+        <w:numPr>
+          <w:ilvl w:val="0"/>
+          <w:numId w:val="2"/>
+        </w:numPr>
+        <w:spacing w:after="70"/>
+      </w:pPr>
+      <w:r>
+        <w:rPr>
+          <w:rFonts w:ascii="Arial" w:cs="Arial" w:eastAsia="Arial" w:hAnsi="Arial"/>
+          <w:sz w:val="21"/>
+          <w:szCs w:val="21"/>
+        </w:rPr>
+        <w:t xml:space="preserve">Reviewed teammates’ pull requests, including Redux state-management refactors.</w:t>
+      </w:r>
+    </w:p>
+    <w:p>
+      <w:pPr>
+        <w:pStyle w:val="ListParagraph"/>
+        <w:numPr>
+          <w:ilvl w:val="0"/>
+          <w:numId w:val="2"/>
+        </w:numPr>
+        <w:spacing w:after="70"/>
+      </w:pPr>
+      <w:r>
+        <w:rPr>
+          <w:rFonts w:ascii="Arial" w:cs="Arial" w:eastAsia="Arial" w:hAnsi="Arial"/>
+          <w:sz w:val="21"/>
+          <w:szCs w:val="21"/>
+        </w:rPr>
+        <w:t xml:space="preserve">Used Claude Code and Codex to speed up development and code review.</w:t>
+      </w:r>
+    </w:p>
+    <w:p>
+      <w:pPr>
+        <w:pStyle w:val="ListParagraph"/>
+        <w:numPr>
+          <w:ilvl w:val="0"/>
+          <w:numId w:val="2"/>
+        </w:numPr>
+        <w:spacing w:after="70"/>
+      </w:pPr>
+      <w:r>
+        <w:rPr>
+          <w:rFonts w:ascii="Arial" w:cs="Arial" w:eastAsia="Arial" w:hAnsi="Arial"/>
+          <w:sz w:val="21"/>
+          <w:szCs w:val="21"/>
+        </w:rPr>
+        <w:t xml:space="preserve">Ran the technical handover and training for the incoming replacement team over the contract’s final 3 months.</w:t>
       </w:r>
     </w:p>
     <w:p>
@@ -339,7 +390,7 @@
           <w:sz w:val="21"/>
           <w:szCs w:val="21"/>
         </w:rPr>
-        <w:t xml:space="preserve">Associate's Degree, Computer Information Technology</w:t>
+        <w:t xml:space="preserve">British Columbia Institute of Technology (BCIT), Canada</w:t>
       </w:r>
     </w:p>
     <w:p>
@@ -359,7 +410,7 @@
     </w:p>
     <w:p>
       <w:pPr>
-        <w:spacing w:after="20"/>
+        <w:spacing w:after="140"/>
       </w:pPr>
       <w:r>
         <w:rPr>
@@ -369,12 +420,12 @@
           <w:sz w:val="21"/>
           <w:szCs w:val="21"/>
         </w:rPr>
-        <w:t xml:space="preserve">British Columbia Institute of Technology (BCIT), Canada</w:t>
-      </w:r>
-    </w:p>
-    <w:p>
-      <w:pPr>
-        <w:spacing w:after="140"/>
+        <w:t xml:space="preserve">Associate’s Degree, Computer Information Technology (2011–2013), then a two-year Game Development extension in algorithm optimization and 3D graphics. Coursework: algorithms, databases, human-computer interaction, physics simulation (built physics engines), C++, C#, and Java. Completed all coursework for the bachelor’s-level program; the final practicum was not submitted, so the degree was not conferred. With 6+ years of professional software development since, this is equivalent practical experience to a bachelor’s degree in Computer Science.</w:t>
+      </w:r>
+    </w:p>
+    <w:p>
+      <w:pPr>
+        <w:spacing w:after="20"/>
       </w:pPr>
       <w:r>
         <w:rPr>
@@ -384,12 +435,27 @@
           <w:sz w:val="21"/>
           <w:szCs w:val="21"/>
         </w:rPr>
-        <w:t xml:space="preserve">Four years of computer science coursework: the associate's degree (2011–2013) followed by a Game Development specialization (2013–2015). Completed all coursework for a bachelor's-equivalent program; the final practicum project was not submitted, so that degree was not formally conferred.</w:t>
+        <w:t xml:space="preserve">RED Academy, Canada</w:t>
       </w:r>
     </w:p>
     <w:p>
       <w:pPr>
         <w:spacing w:after="20"/>
+      </w:pPr>
+      <w:r>
+        <w:rPr>
+          <w:rFonts w:ascii="Arial" w:cs="Arial" w:eastAsia="Arial" w:hAnsi="Arial"/>
+          <w:i/>
+          <w:iCs/>
+          <w:sz w:val="21"/>
+          <w:szCs w:val="21"/>
+        </w:rPr>
+        <w:t xml:space="preserve">Jun 2019 – Dec 2019</w:t>
+      </w:r>
+    </w:p>
+    <w:p>
+      <w:pPr>
+        <w:spacing w:after="100"/>
       </w:pPr>
       <w:r>
         <w:rPr>
@@ -399,52 +465,7 @@
           <w:sz w:val="21"/>
           <w:szCs w:val="21"/>
         </w:rPr>
-        <w:t xml:space="preserve">Coding Bootcamp — Web Development, React &amp; React Native</w:t>
-      </w:r>
-    </w:p>
-    <w:p>
-      <w:pPr>
-        <w:spacing w:after="20"/>
-      </w:pPr>
-      <w:r>
-        <w:rPr>
-          <w:rFonts w:ascii="Arial" w:cs="Arial" w:eastAsia="Arial" w:hAnsi="Arial"/>
-          <w:i/>
-          <w:iCs/>
-          <w:sz w:val="21"/>
-          <w:szCs w:val="21"/>
-        </w:rPr>
-        <w:t xml:space="preserve">Jun 2019 – Dec 2019</w:t>
-      </w:r>
-    </w:p>
-    <w:p>
-      <w:pPr>
-        <w:spacing w:after="20"/>
-      </w:pPr>
-      <w:r>
-        <w:rPr>
-          <w:rFonts w:ascii="Arial" w:cs="Arial" w:eastAsia="Arial" w:hAnsi="Arial"/>
-          <w:i w:val="false"/>
-          <w:iCs w:val="false"/>
-          <w:sz w:val="21"/>
-          <w:szCs w:val="21"/>
-        </w:rPr>
-        <w:t xml:space="preserve">RED Academy, Canada</w:t>
-      </w:r>
-    </w:p>
-    <w:p>
-      <w:pPr>
-        <w:spacing w:after="100"/>
-      </w:pPr>
-      <w:r>
-        <w:rPr>
-          <w:rFonts w:ascii="Arial" w:cs="Arial" w:eastAsia="Arial" w:hAnsi="Arial"/>
-          <w:i w:val="false"/>
-          <w:iCs w:val="false"/>
-          <w:sz w:val="21"/>
-          <w:szCs w:val="21"/>
-        </w:rPr>
-        <w:t xml:space="preserve">Six-month intensive program where I built the React and React Native skills used throughout my six years at Guusto.</w:t>
+        <w:t xml:space="preserve">Six-month, full-time web development program covering React and React Native. Those are the skills I’ve built on at Guusto since.</w:t>
       </w:r>
     </w:p>
     <w:p>
@@ -479,7 +500,7 @@
           <w:sz w:val="21"/>
           <w:szCs w:val="21"/>
         </w:rPr>
-        <w:t xml:space="preserve">Spouse visa holder in Japan — no visa sponsorship required to work for any employer in Japan.</w:t>
+        <w:t xml:space="preserve">Spouse visa holder in Japan: no visa sponsorship required to work for any employer in Japan.</w:t>
       </w:r>
     </w:p>
     <w:sectPr>

--- a/public/resume/ciaran_fontein_cv.docx
+++ b/public/resume/ciaran_fontein_cv.docx
@@ -4,7 +4,7 @@
   <w:body>
     <w:p>
       <w:pPr>
-        <w:spacing w:after="40"/>
+        <w:spacing w:after="20"/>
       </w:pPr>
       <w:r>
         <w:rPr>
@@ -19,7 +19,7 @@
     </w:p>
     <w:p>
       <w:pPr>
-        <w:spacing w:after="200"/>
+        <w:spacing w:after="120"/>
       </w:pPr>
       <w:r>
         <w:rPr>
@@ -36,7 +36,7 @@
         <w:pBdr>
           <w:bottom w:val="single" w:color="2E2E2E" w:sz="6" w:space="4"/>
         </w:pBdr>
-        <w:spacing w:after="120" w:before="280"/>
+        <w:spacing w:after="70" w:before="150"/>
       </w:pPr>
       <w:r>
         <w:rPr>
@@ -68,7 +68,7 @@
     </w:p>
     <w:p>
       <w:pPr>
-        <w:spacing w:after="100"/>
+        <w:spacing w:after="60"/>
       </w:pPr>
       <w:r>
         <w:rPr>
@@ -86,7 +86,7 @@
         <w:pBdr>
           <w:bottom w:val="single" w:color="2E2E2E" w:sz="6" w:space="4"/>
         </w:pBdr>
-        <w:spacing w:after="120" w:before="280"/>
+        <w:spacing w:after="70" w:before="150"/>
       </w:pPr>
       <w:r>
         <w:rPr>
@@ -103,7 +103,7 @@
     </w:p>
     <w:p>
       <w:pPr>
-        <w:spacing w:after="100"/>
+        <w:spacing w:after="60"/>
       </w:pPr>
       <w:r>
         <w:rPr>
@@ -121,7 +121,7 @@
         <w:pBdr>
           <w:bottom w:val="single" w:color="2E2E2E" w:sz="6" w:space="4"/>
         </w:pBdr>
-        <w:spacing w:after="120" w:before="280"/>
+        <w:spacing w:after="70" w:before="150"/>
       </w:pPr>
       <w:r>
         <w:rPr>
@@ -165,7 +165,7 @@
     </w:p>
     <w:p>
       <w:pPr>
-        <w:spacing w:after="120"/>
+        <w:spacing w:after="80"/>
       </w:pPr>
       <w:r>
         <w:rPr>
@@ -185,7 +185,7 @@
           <w:ilvl w:val="0"/>
           <w:numId w:val="2"/>
         </w:numPr>
-        <w:spacing w:after="70"/>
+        <w:spacing w:after="30"/>
       </w:pPr>
       <w:r>
         <w:rPr>
@@ -203,7 +203,7 @@
           <w:ilvl w:val="0"/>
           <w:numId w:val="2"/>
         </w:numPr>
-        <w:spacing w:after="70"/>
+        <w:spacing w:after="30"/>
       </w:pPr>
       <w:r>
         <w:rPr>
@@ -221,7 +221,7 @@
           <w:ilvl w:val="0"/>
           <w:numId w:val="2"/>
         </w:numPr>
-        <w:spacing w:after="70"/>
+        <w:spacing w:after="30"/>
       </w:pPr>
       <w:r>
         <w:rPr>
@@ -239,7 +239,7 @@
           <w:ilvl w:val="0"/>
           <w:numId w:val="2"/>
         </w:numPr>
-        <w:spacing w:after="70"/>
+        <w:spacing w:after="30"/>
       </w:pPr>
       <w:r>
         <w:rPr>
@@ -257,7 +257,7 @@
           <w:ilvl w:val="0"/>
           <w:numId w:val="2"/>
         </w:numPr>
-        <w:spacing w:after="70"/>
+        <w:spacing w:after="30"/>
       </w:pPr>
       <w:r>
         <w:rPr>
@@ -275,7 +275,7 @@
           <w:ilvl w:val="0"/>
           <w:numId w:val="2"/>
         </w:numPr>
-        <w:spacing w:after="70"/>
+        <w:spacing w:after="30"/>
       </w:pPr>
       <w:r>
         <w:rPr>
@@ -293,7 +293,7 @@
           <w:ilvl w:val="0"/>
           <w:numId w:val="2"/>
         </w:numPr>
-        <w:spacing w:after="70"/>
+        <w:spacing w:after="30"/>
       </w:pPr>
       <w:r>
         <w:rPr>
@@ -311,7 +311,7 @@
           <w:ilvl w:val="0"/>
           <w:numId w:val="2"/>
         </w:numPr>
-        <w:spacing w:after="70"/>
+        <w:spacing w:after="30"/>
       </w:pPr>
       <w:r>
         <w:rPr>
@@ -329,7 +329,7 @@
           <w:ilvl w:val="0"/>
           <w:numId w:val="2"/>
         </w:numPr>
-        <w:spacing w:after="70"/>
+        <w:spacing w:after="30"/>
       </w:pPr>
       <w:r>
         <w:rPr>
@@ -347,7 +347,7 @@
           <w:ilvl w:val="0"/>
           <w:numId w:val="2"/>
         </w:numPr>
-        <w:spacing w:after="70"/>
+        <w:spacing w:after="30"/>
       </w:pPr>
       <w:r>
         <w:rPr>
@@ -363,7 +363,7 @@
         <w:pBdr>
           <w:bottom w:val="single" w:color="2E2E2E" w:sz="6" w:space="4"/>
         </w:pBdr>
-        <w:spacing w:after="120" w:before="280"/>
+        <w:spacing w:after="70" w:before="150"/>
       </w:pPr>
       <w:r>
         <w:rPr>
@@ -380,7 +380,34 @@
     </w:p>
     <w:p>
       <w:pPr>
+        <w:tabs>
+          <w:tab w:val="right" w:pos="9026"/>
+        </w:tabs>
         <w:spacing w:after="20"/>
+      </w:pPr>
+      <w:r>
+        <w:rPr>
+          <w:rFonts w:ascii="Arial" w:cs="Arial" w:eastAsia="Arial" w:hAnsi="Arial"/>
+          <w:b/>
+          <w:bCs/>
+          <w:sz w:val="22"/>
+          <w:szCs w:val="22"/>
+        </w:rPr>
+        <w:t xml:space="preserve">British Columbia Institute of Technology (BCIT), Canada</w:t>
+      </w:r>
+      <w:r>
+        <w:rPr>
+          <w:rFonts w:ascii="Arial" w:cs="Arial" w:eastAsia="Arial" w:hAnsi="Arial"/>
+          <w:color w:val="555555"/>
+          <w:sz w:val="20"/>
+          <w:szCs w:val="20"/>
+        </w:rPr>
+        <w:t xml:space="preserve">	2011 – 2015</w:t>
+      </w:r>
+    </w:p>
+    <w:p>
+      <w:pPr>
+        <w:spacing w:after="80"/>
       </w:pPr>
       <w:r>
         <w:rPr>
@@ -390,72 +417,39 @@
           <w:sz w:val="21"/>
           <w:szCs w:val="21"/>
         </w:rPr>
-        <w:t xml:space="preserve">British Columbia Institute of Technology (BCIT), Canada</w:t>
-      </w:r>
-    </w:p>
-    <w:p>
-      <w:pPr>
+        <w:t xml:space="preserve">Associate’s Degree, Computer Information Technology (2011–2013), then a two-year Game Development extension in algorithm optimization and 3D graphics. Coursework: algorithms, databases, human-computer interaction, physics simulation (built physics engines), C++, C#, and Java. Completed all coursework for the bachelor’s-level program; the final practicum was not submitted, so the degree was not conferred. With 6+ years of professional software development since, this is equivalent practical experience to a bachelor’s degree in Computer Science.</w:t>
+      </w:r>
+    </w:p>
+    <w:p>
+      <w:pPr>
+        <w:tabs>
+          <w:tab w:val="right" w:pos="9026"/>
+        </w:tabs>
         <w:spacing w:after="20"/>
       </w:pPr>
       <w:r>
         <w:rPr>
           <w:rFonts w:ascii="Arial" w:cs="Arial" w:eastAsia="Arial" w:hAnsi="Arial"/>
-          <w:i/>
-          <w:iCs/>
-          <w:sz w:val="21"/>
-          <w:szCs w:val="21"/>
-        </w:rPr>
-        <w:t xml:space="preserve">2011 – 2015</w:t>
-      </w:r>
-    </w:p>
-    <w:p>
-      <w:pPr>
-        <w:spacing w:after="140"/>
-      </w:pPr>
-      <w:r>
-        <w:rPr>
-          <w:rFonts w:ascii="Arial" w:cs="Arial" w:eastAsia="Arial" w:hAnsi="Arial"/>
-          <w:i w:val="false"/>
-          <w:iCs w:val="false"/>
-          <w:sz w:val="21"/>
-          <w:szCs w:val="21"/>
-        </w:rPr>
-        <w:t xml:space="preserve">Associate’s Degree, Computer Information Technology (2011–2013), then a two-year Game Development extension in algorithm optimization and 3D graphics. Coursework: algorithms, databases, human-computer interaction, physics simulation (built physics engines), C++, C#, and Java. Completed all coursework for the bachelor’s-level program; the final practicum was not submitted, so the degree was not conferred. With 6+ years of professional software development since, this is equivalent practical experience to a bachelor’s degree in Computer Science.</w:t>
-      </w:r>
-    </w:p>
-    <w:p>
-      <w:pPr>
-        <w:spacing w:after="20"/>
-      </w:pPr>
-      <w:r>
-        <w:rPr>
-          <w:rFonts w:ascii="Arial" w:cs="Arial" w:eastAsia="Arial" w:hAnsi="Arial"/>
-          <w:i w:val="false"/>
-          <w:iCs w:val="false"/>
-          <w:sz w:val="21"/>
-          <w:szCs w:val="21"/>
+          <w:b/>
+          <w:bCs/>
+          <w:sz w:val="22"/>
+          <w:szCs w:val="22"/>
         </w:rPr>
         <w:t xml:space="preserve">RED Academy, Canada</w:t>
       </w:r>
-    </w:p>
-    <w:p>
-      <w:pPr>
-        <w:spacing w:after="20"/>
-      </w:pPr>
-      <w:r>
-        <w:rPr>
-          <w:rFonts w:ascii="Arial" w:cs="Arial" w:eastAsia="Arial" w:hAnsi="Arial"/>
-          <w:i/>
-          <w:iCs/>
-          <w:sz w:val="21"/>
-          <w:szCs w:val="21"/>
-        </w:rPr>
-        <w:t xml:space="preserve">Jun 2019 – Dec 2019</w:t>
-      </w:r>
-    </w:p>
-    <w:p>
-      <w:pPr>
-        <w:spacing w:after="100"/>
+      <w:r>
+        <w:rPr>
+          <w:rFonts w:ascii="Arial" w:cs="Arial" w:eastAsia="Arial" w:hAnsi="Arial"/>
+          <w:color w:val="555555"/>
+          <w:sz w:val="20"/>
+          <w:szCs w:val="20"/>
+        </w:rPr>
+        <w:t xml:space="preserve">	Jun 2019 – Dec 2019</w:t>
+      </w:r>
+    </w:p>
+    <w:p>
+      <w:pPr>
+        <w:spacing w:after="60"/>
       </w:pPr>
       <w:r>
         <w:rPr>
@@ -473,7 +467,7 @@
         <w:pBdr>
           <w:bottom w:val="single" w:color="2E2E2E" w:sz="6" w:space="4"/>
         </w:pBdr>
-        <w:spacing w:after="120" w:before="280"/>
+        <w:spacing w:after="70" w:before="150"/>
       </w:pPr>
       <w:r>
         <w:rPr>
@@ -490,7 +484,7 @@
     </w:p>
     <w:p>
       <w:pPr>
-        <w:spacing w:after="100"/>
+        <w:spacing w:after="60"/>
       </w:pPr>
       <w:r>
         <w:rPr>
@@ -505,7 +499,7 @@
     </w:p>
     <w:sectPr>
       <w:pgSz w:w="12240" w:h="15840" w:orient="portrait"/>
-      <w:pgMar w:top="720" w:right="1080" w:bottom="720" w:left="1080" w:header="708" w:footer="708" w:gutter="0"/>
+      <w:pgMar w:top="560" w:right="1080" w:bottom="560" w:left="1080" w:header="708" w:footer="708" w:gutter="0"/>
       <w:pgNumType/>
       <w:docGrid w:linePitch="360"/>
     </w:sectPr>

--- a/public/resume/ciaran_fontein_cv.docx
+++ b/public/resume/ciaran_fontein_cv.docx
@@ -78,7 +78,7 @@
           <w:sz w:val="21"/>
           <w:szCs w:val="21"/>
         </w:rPr>
-        <w:t xml:space="preserve">Four years of computer science coursework at BCIT, plus those 6+ years shipping production software: equivalent practical experience to a bachelor’s degree in Computer Science, though no degree was conferred. Native English speaker, based in Japan, learning Japanese.</w:t>
+        <w:t xml:space="preserve">Four years of computer science coursework at BCIT. Native English speaker, based in Japan, learning Japanese.</w:t>
       </w:r>
     </w:p>
     <w:p>
@@ -160,7 +160,7 @@
           <w:sz w:val="20"/>
           <w:szCs w:val="20"/>
         </w:rPr>
-        <w:t xml:space="preserve">	Mar 2020 – Jul 2026</w:t>
+        <w:t xml:space="preserve">	Mar 2020 – Jun 2026</w:t>
       </w:r>
     </w:p>
     <w:p>
@@ -417,7 +417,7 @@
           <w:sz w:val="21"/>
           <w:szCs w:val="21"/>
         </w:rPr>
-        <w:t xml:space="preserve">Associate’s Degree, Computer Information Technology (2011–2013), then a two-year Game Development extension in algorithm optimization and 3D graphics. Coursework: algorithms, databases, human-computer interaction, physics simulation (built physics engines), C++, C#, and Java. Completed all coursework for the bachelor’s-level program; the final practicum was not submitted, so the degree was not conferred. With 6+ years of professional software development since, this is equivalent practical experience to a bachelor’s degree in Computer Science.</w:t>
+        <w:t xml:space="preserve">Associate’s Degree, Computer Information Technology (2011–2013), then a two-year Game Development extension in algorithm optimization and 3D graphics. Coursework: algorithms, databases, human-computer interaction, physics simulation (built physics engines), C++, C#, and Java. Completed all coursework for the bachelor’s-level program; the final practicum was not submitted, so the degree was not conferred.</w:t>
       </w:r>
     </w:p>
     <w:p>
